--- a/reports/C3_S5_LR08_Шаблон_отчёта.docx
+++ b/reports/C3_S5_LR08_Шаблон_отчёта.docx
@@ -827,7 +827,7 @@
                 <w:color w:val="000000"/>
                 <w:sz w:val="26"/>
               </w:rPr>
-              <w:t>Глоссарий проекта</w:t>
+              <w:t>Матрица проектных решений и решение по проекту</w:t>
             </w:r>
           </w:p>
         </w:tc>
@@ -1970,7 +1970,7 @@
                 <w:color w:val="000000"/>
                 <w:sz w:val="18"/>
               </w:rPr>
-              <w:t>Глоссарий проекта</w:t>
+              <w:t>Матрица проектных решений и решение по проекту</w:t>
             </w:r>
           </w:p>
         </w:tc>
@@ -2021,7 +2021,7 @@
                 <w:color w:val="000000"/>
                 <w:sz w:val="18"/>
               </w:rPr>
-              <w:t>Устранить разночтения терминов между участниками проекта.</w:t>
+              <w:t>Сравнить варианты, выбрать решение и оформить итоговое решение по проекту.</w:t>
             </w:r>
           </w:p>
         </w:tc>
@@ -2072,7 +2072,7 @@
                 <w:color w:val="000000"/>
                 <w:sz w:val="18"/>
               </w:rPr>
-              <w:t>Создавать управляемый глоссарий с допустимыми синонимами и запретами.</w:t>
+              <w:t>Назначать критерии и веса по требованиям, оценивать альтернативы с доказательствами и фиксировать последствия выбора.</w:t>
             </w:r>
           </w:p>
         </w:tc>
@@ -2123,7 +2123,7 @@
                 <w:color w:val="000000"/>
                 <w:sz w:val="18"/>
               </w:rPr>
-              <w:t>Глоссарий предметной области</w:t>
+              <w:t>Матрица проектных решений и оформленное решение по проекту</w:t>
             </w:r>
           </w:p>
         </w:tc>
@@ -2190,7 +2190,7 @@
     </w:p>
     <w:p>
       <w:r>
-        <w:t>Кладовщик говорит «заказ», менеджер — «заявка», а выгрузка использует `request_id`. Команда рискует создать три сущности для одного понятия.</w:t>
+        <w:t>Для спорного проектного вопроса предложены несколько вариантов. Команда должна сравнить их по требованиям заказчика, выбрать один вариант и сохранить причины отказа от альтернатив.</w:t>
       </w:r>
     </w:p>
     <w:p>
@@ -2213,7 +2213,7 @@
           <w:color w:val="000000"/>
           <w:sz w:val="22"/>
         </w:rPr>
-        <w:t>Брифинг и формы.</w:t>
+        <w:t>Комплект LR02–LR07.</w:t>
       </w:r>
     </w:p>
     <w:p>
@@ -2228,7 +2228,7 @@
           <w:color w:val="000000"/>
           <w:sz w:val="22"/>
         </w:rPr>
-        <w:t>Список терминов из трёх отделов.</w:t>
+        <w:t>Два или три варианта проектного решения.</w:t>
       </w:r>
     </w:p>
     <w:p>
@@ -2243,7 +2243,7 @@
           <w:color w:val="000000"/>
           <w:sz w:val="22"/>
         </w:rPr>
-        <w:t>Пять пар возможных синонимов.</w:t>
+        <w:t>Нефункциональные требования и ограничения как основания критериев.</w:t>
       </w:r>
     </w:p>
     <w:p>
@@ -2258,7 +2258,7 @@
           <w:color w:val="000000"/>
           <w:sz w:val="22"/>
         </w:rPr>
-        <w:t>Два одинаковых слова с разным смыслом.</w:t>
+        <w:t>Шаблон взвешенной матрицы и карточки решения.</w:t>
       </w:r>
     </w:p>
     <w:p>
@@ -2317,7 +2317,7 @@
         <w:pStyle w:val="2"/>
       </w:pPr>
       <w:r>
-        <w:t>Глоссарий предметной области</w:t>
+        <w:t>Матрица проектных решений и оформленное решение по проекту</w:t>
       </w:r>
     </w:p>
     <w:p>
@@ -2334,12 +2334,13 @@
         <w:tblLook w:firstColumn="1" w:firstRow="1" w:lastColumn="0" w:lastRow="0" w:noHBand="0" w:noVBand="1" w:val="04A0"/>
       </w:tblPr>
       <w:tblGrid>
-        <w:gridCol w:w="1559"/>
-        <w:gridCol w:w="1559"/>
-        <w:gridCol w:w="1559"/>
-        <w:gridCol w:w="1559"/>
-        <w:gridCol w:w="1559"/>
-        <w:gridCol w:w="1559"/>
+        <w:gridCol w:w="1336"/>
+        <w:gridCol w:w="1336"/>
+        <w:gridCol w:w="1336"/>
+        <w:gridCol w:w="1336"/>
+        <w:gridCol w:w="1336"/>
+        <w:gridCol w:w="1336"/>
+        <w:gridCol w:w="1338"/>
       </w:tblGrid>
       <w:tr>
         <w:trPr>
@@ -2347,7 +2348,7 @@
         </w:trPr>
         <w:tc>
           <w:tcPr>
-            <w:tcW w:type="dxa" w:w="1559"/>
+            <w:tcW w:type="dxa" w:w="1336"/>
             <w:vAlign w:val="center"/>
             <w:tcMar>
               <w:top w:w="100" w:type="dxa"/>
@@ -2369,13 +2370,13 @@
                 <w:color w:val="000000"/>
                 <w:sz w:val="18"/>
               </w:rPr>
-              <w:t>Термин</w:t>
+              <w:t>Критерий</w:t>
             </w:r>
           </w:p>
         </w:tc>
         <w:tc>
           <w:tcPr>
-            <w:tcW w:type="dxa" w:w="1559"/>
+            <w:tcW w:type="dxa" w:w="1336"/>
             <w:vAlign w:val="center"/>
             <w:tcMar>
               <w:top w:w="100" w:type="dxa"/>
@@ -2397,13 +2398,13 @@
                 <w:color w:val="000000"/>
                 <w:sz w:val="18"/>
               </w:rPr>
-              <w:t>Определение</w:t>
+              <w:t>Вес</w:t>
             </w:r>
           </w:p>
         </w:tc>
         <w:tc>
           <w:tcPr>
-            <w:tcW w:type="dxa" w:w="1559"/>
+            <w:tcW w:type="dxa" w:w="1336"/>
             <w:vAlign w:val="center"/>
             <w:tcMar>
               <w:top w:w="100" w:type="dxa"/>
@@ -2425,13 +2426,13 @@
                 <w:color w:val="000000"/>
                 <w:sz w:val="18"/>
               </w:rPr>
-              <w:t>Синоним заказчика</w:t>
+              <w:t>Основание</w:t>
             </w:r>
           </w:p>
         </w:tc>
         <w:tc>
           <w:tcPr>
-            <w:tcW w:type="dxa" w:w="1559"/>
+            <w:tcW w:type="dxa" w:w="1336"/>
             <w:vAlign w:val="center"/>
             <w:tcMar>
               <w:top w:w="100" w:type="dxa"/>
@@ -2453,13 +2454,13 @@
                 <w:color w:val="000000"/>
                 <w:sz w:val="18"/>
               </w:rPr>
-              <w:t>Не использовать</w:t>
+              <w:t>Оценка вариантов</w:t>
             </w:r>
           </w:p>
         </w:tc>
         <w:tc>
           <w:tcPr>
-            <w:tcW w:type="dxa" w:w="1559"/>
+            <w:tcW w:type="dxa" w:w="1336"/>
             <w:vAlign w:val="center"/>
             <w:tcMar>
               <w:top w:w="100" w:type="dxa"/>
@@ -2481,13 +2482,13 @@
                 <w:color w:val="000000"/>
                 <w:sz w:val="18"/>
               </w:rPr>
-              <w:t>Источник</w:t>
+              <w:t>Доказательство</w:t>
             </w:r>
           </w:p>
         </w:tc>
         <w:tc>
           <w:tcPr>
-            <w:tcW w:type="dxa" w:w="1559"/>
+            <w:tcW w:type="dxa" w:w="1336"/>
             <w:vAlign w:val="center"/>
             <w:tcMar>
               <w:top w:w="100" w:type="dxa"/>
@@ -2509,7 +2510,35 @@
                 <w:color w:val="000000"/>
                 <w:sz w:val="18"/>
               </w:rPr>
-              <w:t>Связанный объект</w:t>
+              <w:t>Итог</w:t>
+            </w:r>
+          </w:p>
+        </w:tc>
+        <w:tc>
+          <w:tcPr>
+            <w:tcW w:type="dxa" w:w="1338"/>
+            <w:vAlign w:val="center"/>
+            <w:tcMar>
+              <w:top w:w="100" w:type="dxa"/>
+              <w:left w:w="120" w:type="dxa"/>
+              <w:bottom w:w="100" w:type="dxa"/>
+              <w:right w:w="120" w:type="dxa"/>
+            </w:tcMar>
+            <w:shd w:fill="E7E7EA"/>
+          </w:tcPr>
+          <w:p>
+            <w:pPr>
+              <w:jc w:val="center"/>
+            </w:pPr>
+            <w:r>
+              <w:rPr>
+                <w:rFonts w:ascii="Times New Roman" w:hAnsi="Times New Roman" w:eastAsia="Times New Roman"/>
+                <w:b/>
+                <w:i w:val="0"/>
+                <w:color w:val="000000"/>
+                <w:sz w:val="18"/>
+              </w:rPr>
+              <w:t>Последствие решения</w:t>
             </w:r>
           </w:p>
         </w:tc>
@@ -2517,7 +2546,7 @@
       <w:tr>
         <w:tc>
           <w:tcPr>
-            <w:tcW w:type="dxa" w:w="1559"/>
+            <w:tcW w:type="dxa" w:w="1336"/>
             <w:vAlign w:val="center"/>
             <w:tcMar>
               <w:top w:w="100" w:type="dxa"/>
@@ -2541,7 +2570,7 @@
         </w:tc>
         <w:tc>
           <w:tcPr>
-            <w:tcW w:type="dxa" w:w="1559"/>
+            <w:tcW w:type="dxa" w:w="1336"/>
             <w:vAlign w:val="center"/>
             <w:tcMar>
               <w:top w:w="100" w:type="dxa"/>
@@ -2564,7 +2593,7 @@
         </w:tc>
         <w:tc>
           <w:tcPr>
-            <w:tcW w:type="dxa" w:w="1559"/>
+            <w:tcW w:type="dxa" w:w="1336"/>
             <w:vAlign w:val="center"/>
             <w:tcMar>
               <w:top w:w="100" w:type="dxa"/>
@@ -2587,7 +2616,7 @@
         </w:tc>
         <w:tc>
           <w:tcPr>
-            <w:tcW w:type="dxa" w:w="1559"/>
+            <w:tcW w:type="dxa" w:w="1336"/>
             <w:vAlign w:val="center"/>
             <w:tcMar>
               <w:top w:w="100" w:type="dxa"/>
@@ -2610,7 +2639,7 @@
         </w:tc>
         <w:tc>
           <w:tcPr>
-            <w:tcW w:type="dxa" w:w="1559"/>
+            <w:tcW w:type="dxa" w:w="1336"/>
             <w:vAlign w:val="center"/>
             <w:tcMar>
               <w:top w:w="100" w:type="dxa"/>
@@ -2633,7 +2662,7 @@
         </w:tc>
         <w:tc>
           <w:tcPr>
-            <w:tcW w:type="dxa" w:w="1559"/>
+            <w:tcW w:type="dxa" w:w="1336"/>
             <w:vAlign w:val="center"/>
             <w:tcMar>
               <w:top w:w="100" w:type="dxa"/>
@@ -2654,11 +2683,9 @@
             </w:r>
           </w:p>
         </w:tc>
-      </w:tr>
-      <w:tr>
         <w:tc>
           <w:tcPr>
-            <w:tcW w:type="dxa" w:w="1559"/>
+            <w:tcW w:type="dxa" w:w="1338"/>
             <w:vAlign w:val="center"/>
             <w:tcMar>
               <w:top w:w="100" w:type="dxa"/>
@@ -2679,9 +2706,11 @@
             </w:r>
           </w:p>
         </w:tc>
+      </w:tr>
+      <w:tr>
         <w:tc>
           <w:tcPr>
-            <w:tcW w:type="dxa" w:w="1559"/>
+            <w:tcW w:type="dxa" w:w="1336"/>
             <w:vAlign w:val="center"/>
             <w:tcMar>
               <w:top w:w="100" w:type="dxa"/>
@@ -2704,7 +2733,7 @@
         </w:tc>
         <w:tc>
           <w:tcPr>
-            <w:tcW w:type="dxa" w:w="1559"/>
+            <w:tcW w:type="dxa" w:w="1336"/>
             <w:vAlign w:val="center"/>
             <w:tcMar>
               <w:top w:w="100" w:type="dxa"/>
@@ -2727,7 +2756,7 @@
         </w:tc>
         <w:tc>
           <w:tcPr>
-            <w:tcW w:type="dxa" w:w="1559"/>
+            <w:tcW w:type="dxa" w:w="1336"/>
             <w:vAlign w:val="center"/>
             <w:tcMar>
               <w:top w:w="100" w:type="dxa"/>
@@ -2750,7 +2779,7 @@
         </w:tc>
         <w:tc>
           <w:tcPr>
-            <w:tcW w:type="dxa" w:w="1559"/>
+            <w:tcW w:type="dxa" w:w="1336"/>
             <w:vAlign w:val="center"/>
             <w:tcMar>
               <w:top w:w="100" w:type="dxa"/>
@@ -2773,7 +2802,7 @@
         </w:tc>
         <w:tc>
           <w:tcPr>
-            <w:tcW w:type="dxa" w:w="1559"/>
+            <w:tcW w:type="dxa" w:w="1336"/>
             <w:vAlign w:val="center"/>
             <w:tcMar>
               <w:top w:w="100" w:type="dxa"/>
@@ -2794,11 +2823,9 @@
             </w:r>
           </w:p>
         </w:tc>
-      </w:tr>
-      <w:tr>
         <w:tc>
           <w:tcPr>
-            <w:tcW w:type="dxa" w:w="1559"/>
+            <w:tcW w:type="dxa" w:w="1336"/>
             <w:vAlign w:val="center"/>
             <w:tcMar>
               <w:top w:w="100" w:type="dxa"/>
@@ -2821,7 +2848,7 @@
         </w:tc>
         <w:tc>
           <w:tcPr>
-            <w:tcW w:type="dxa" w:w="1559"/>
+            <w:tcW w:type="dxa" w:w="1338"/>
             <w:vAlign w:val="center"/>
             <w:tcMar>
               <w:top w:w="100" w:type="dxa"/>
@@ -2842,9 +2869,11 @@
             </w:r>
           </w:p>
         </w:tc>
+      </w:tr>
+      <w:tr>
         <w:tc>
           <w:tcPr>
-            <w:tcW w:type="dxa" w:w="1559"/>
+            <w:tcW w:type="dxa" w:w="1336"/>
             <w:vAlign w:val="center"/>
             <w:tcMar>
               <w:top w:w="100" w:type="dxa"/>
@@ -2867,7 +2896,7 @@
         </w:tc>
         <w:tc>
           <w:tcPr>
-            <w:tcW w:type="dxa" w:w="1559"/>
+            <w:tcW w:type="dxa" w:w="1336"/>
             <w:vAlign w:val="center"/>
             <w:tcMar>
               <w:top w:w="100" w:type="dxa"/>
@@ -2890,7 +2919,7 @@
         </w:tc>
         <w:tc>
           <w:tcPr>
-            <w:tcW w:type="dxa" w:w="1559"/>
+            <w:tcW w:type="dxa" w:w="1336"/>
             <w:vAlign w:val="center"/>
             <w:tcMar>
               <w:top w:w="100" w:type="dxa"/>
@@ -2913,7 +2942,7 @@
         </w:tc>
         <w:tc>
           <w:tcPr>
-            <w:tcW w:type="dxa" w:w="1559"/>
+            <w:tcW w:type="dxa" w:w="1336"/>
             <w:vAlign w:val="center"/>
             <w:tcMar>
               <w:top w:w="100" w:type="dxa"/>
@@ -2934,11 +2963,9 @@
             </w:r>
           </w:p>
         </w:tc>
-      </w:tr>
-      <w:tr>
         <w:tc>
           <w:tcPr>
-            <w:tcW w:type="dxa" w:w="1559"/>
+            <w:tcW w:type="dxa" w:w="1336"/>
             <w:vAlign w:val="center"/>
             <w:tcMar>
               <w:top w:w="100" w:type="dxa"/>
@@ -2961,7 +2988,7 @@
         </w:tc>
         <w:tc>
           <w:tcPr>
-            <w:tcW w:type="dxa" w:w="1559"/>
+            <w:tcW w:type="dxa" w:w="1336"/>
             <w:vAlign w:val="center"/>
             <w:tcMar>
               <w:top w:w="100" w:type="dxa"/>
@@ -2984,7 +3011,7 @@
         </w:tc>
         <w:tc>
           <w:tcPr>
-            <w:tcW w:type="dxa" w:w="1559"/>
+            <w:tcW w:type="dxa" w:w="1338"/>
             <w:vAlign w:val="center"/>
             <w:tcMar>
               <w:top w:w="100" w:type="dxa"/>
@@ -3005,9 +3032,11 @@
             </w:r>
           </w:p>
         </w:tc>
+      </w:tr>
+      <w:tr>
         <w:tc>
           <w:tcPr>
-            <w:tcW w:type="dxa" w:w="1559"/>
+            <w:tcW w:type="dxa" w:w="1336"/>
             <w:vAlign w:val="center"/>
             <w:tcMar>
               <w:top w:w="100" w:type="dxa"/>
@@ -3030,7 +3059,7 @@
         </w:tc>
         <w:tc>
           <w:tcPr>
-            <w:tcW w:type="dxa" w:w="1559"/>
+            <w:tcW w:type="dxa" w:w="1336"/>
             <w:vAlign w:val="center"/>
             <w:tcMar>
               <w:top w:w="100" w:type="dxa"/>
@@ -3053,7 +3082,7 @@
         </w:tc>
         <w:tc>
           <w:tcPr>
-            <w:tcW w:type="dxa" w:w="1559"/>
+            <w:tcW w:type="dxa" w:w="1336"/>
             <w:vAlign w:val="center"/>
             <w:tcMar>
               <w:top w:w="100" w:type="dxa"/>
@@ -3074,11 +3103,9 @@
             </w:r>
           </w:p>
         </w:tc>
-      </w:tr>
-      <w:tr>
         <w:tc>
           <w:tcPr>
-            <w:tcW w:type="dxa" w:w="1559"/>
+            <w:tcW w:type="dxa" w:w="1336"/>
             <w:vAlign w:val="center"/>
             <w:tcMar>
               <w:top w:w="100" w:type="dxa"/>
@@ -3101,7 +3128,7 @@
         </w:tc>
         <w:tc>
           <w:tcPr>
-            <w:tcW w:type="dxa" w:w="1559"/>
+            <w:tcW w:type="dxa" w:w="1336"/>
             <w:vAlign w:val="center"/>
             <w:tcMar>
               <w:top w:w="100" w:type="dxa"/>
@@ -3124,7 +3151,7 @@
         </w:tc>
         <w:tc>
           <w:tcPr>
-            <w:tcW w:type="dxa" w:w="1559"/>
+            <w:tcW w:type="dxa" w:w="1336"/>
             <w:vAlign w:val="center"/>
             <w:tcMar>
               <w:top w:w="100" w:type="dxa"/>
@@ -3147,7 +3174,7 @@
         </w:tc>
         <w:tc>
           <w:tcPr>
-            <w:tcW w:type="dxa" w:w="1559"/>
+            <w:tcW w:type="dxa" w:w="1338"/>
             <w:vAlign w:val="center"/>
             <w:tcMar>
               <w:top w:w="100" w:type="dxa"/>
@@ -3168,9 +3195,11 @@
             </w:r>
           </w:p>
         </w:tc>
+      </w:tr>
+      <w:tr>
         <w:tc>
           <w:tcPr>
-            <w:tcW w:type="dxa" w:w="1559"/>
+            <w:tcW w:type="dxa" w:w="1336"/>
             <w:vAlign w:val="center"/>
             <w:tcMar>
               <w:top w:w="100" w:type="dxa"/>
@@ -3193,7 +3222,122 @@
         </w:tc>
         <w:tc>
           <w:tcPr>
-            <w:tcW w:type="dxa" w:w="1559"/>
+            <w:tcW w:type="dxa" w:w="1336"/>
+            <w:vAlign w:val="center"/>
+            <w:tcMar>
+              <w:top w:w="100" w:type="dxa"/>
+              <w:left w:w="120" w:type="dxa"/>
+              <w:bottom w:w="100" w:type="dxa"/>
+              <w:right w:w="120" w:type="dxa"/>
+            </w:tcMar>
+          </w:tcPr>
+          <w:p>
+            <w:r>
+              <w:rPr>
+                <w:rFonts w:ascii="Times New Roman" w:hAnsi="Times New Roman" w:eastAsia="Times New Roman"/>
+                <w:b w:val="0"/>
+                <w:i w:val="0"/>
+                <w:color w:val="777777"/>
+                <w:sz w:val="17"/>
+              </w:rPr>
+            </w:r>
+          </w:p>
+        </w:tc>
+        <w:tc>
+          <w:tcPr>
+            <w:tcW w:type="dxa" w:w="1336"/>
+            <w:vAlign w:val="center"/>
+            <w:tcMar>
+              <w:top w:w="100" w:type="dxa"/>
+              <w:left w:w="120" w:type="dxa"/>
+              <w:bottom w:w="100" w:type="dxa"/>
+              <w:right w:w="120" w:type="dxa"/>
+            </w:tcMar>
+          </w:tcPr>
+          <w:p>
+            <w:r>
+              <w:rPr>
+                <w:rFonts w:ascii="Times New Roman" w:hAnsi="Times New Roman" w:eastAsia="Times New Roman"/>
+                <w:b w:val="0"/>
+                <w:i w:val="0"/>
+                <w:color w:val="777777"/>
+                <w:sz w:val="17"/>
+              </w:rPr>
+            </w:r>
+          </w:p>
+        </w:tc>
+        <w:tc>
+          <w:tcPr>
+            <w:tcW w:type="dxa" w:w="1336"/>
+            <w:vAlign w:val="center"/>
+            <w:tcMar>
+              <w:top w:w="100" w:type="dxa"/>
+              <w:left w:w="120" w:type="dxa"/>
+              <w:bottom w:w="100" w:type="dxa"/>
+              <w:right w:w="120" w:type="dxa"/>
+            </w:tcMar>
+          </w:tcPr>
+          <w:p>
+            <w:r>
+              <w:rPr>
+                <w:rFonts w:ascii="Times New Roman" w:hAnsi="Times New Roman" w:eastAsia="Times New Roman"/>
+                <w:b w:val="0"/>
+                <w:i w:val="0"/>
+                <w:color w:val="777777"/>
+                <w:sz w:val="17"/>
+              </w:rPr>
+            </w:r>
+          </w:p>
+        </w:tc>
+        <w:tc>
+          <w:tcPr>
+            <w:tcW w:type="dxa" w:w="1336"/>
+            <w:vAlign w:val="center"/>
+            <w:tcMar>
+              <w:top w:w="100" w:type="dxa"/>
+              <w:left w:w="120" w:type="dxa"/>
+              <w:bottom w:w="100" w:type="dxa"/>
+              <w:right w:w="120" w:type="dxa"/>
+            </w:tcMar>
+          </w:tcPr>
+          <w:p>
+            <w:r>
+              <w:rPr>
+                <w:rFonts w:ascii="Times New Roman" w:hAnsi="Times New Roman" w:eastAsia="Times New Roman"/>
+                <w:b w:val="0"/>
+                <w:i w:val="0"/>
+                <w:color w:val="777777"/>
+                <w:sz w:val="17"/>
+              </w:rPr>
+            </w:r>
+          </w:p>
+        </w:tc>
+        <w:tc>
+          <w:tcPr>
+            <w:tcW w:type="dxa" w:w="1336"/>
+            <w:vAlign w:val="center"/>
+            <w:tcMar>
+              <w:top w:w="100" w:type="dxa"/>
+              <w:left w:w="120" w:type="dxa"/>
+              <w:bottom w:w="100" w:type="dxa"/>
+              <w:right w:w="120" w:type="dxa"/>
+            </w:tcMar>
+          </w:tcPr>
+          <w:p>
+            <w:r>
+              <w:rPr>
+                <w:rFonts w:ascii="Times New Roman" w:hAnsi="Times New Roman" w:eastAsia="Times New Roman"/>
+                <w:b w:val="0"/>
+                <w:i w:val="0"/>
+                <w:color w:val="777777"/>
+                <w:sz w:val="17"/>
+              </w:rPr>
+            </w:r>
+          </w:p>
+        </w:tc>
+        <w:tc>
+          <w:tcPr>
+            <w:tcW w:type="dxa" w:w="1338"/>
             <w:vAlign w:val="center"/>
             <w:tcMar>
               <w:top w:w="100" w:type="dxa"/>
@@ -3324,7 +3468,7 @@
           <w:color w:val="000000"/>
           <w:sz w:val="24"/>
         </w:rPr>
-        <w:t>Какие два термина нужно развести, а какие объединить и почему?</w:t>
+        <w:t>Какой вариант выбран, почему он лучше отвечает требованиям и какие последствия команда принимает?</w:t>
       </w:r>
     </w:p>
     <w:tbl>
@@ -3994,7 +4138,7 @@
         <w:pStyle w:val="2"/>
       </w:pPr>
       <w:r>
-        <w:t>Критерии LMS · 10 баллов</w:t>
+        <w:t>Критерии LMS · 5 баллов</w:t>
       </w:r>
     </w:p>
     <w:tbl>
@@ -4120,7 +4264,7 @@
                 <w:color w:val="000000"/>
                 <w:sz w:val="17"/>
               </w:rPr>
-              <w:t>4</w:t>
+              <w:t>2</w:t>
             </w:r>
           </w:p>
         </w:tc>
@@ -4174,7 +4318,7 @@
                 <w:color w:val="000000"/>
                 <w:sz w:val="17"/>
               </w:rPr>
-              <w:t>Не менее 12 терминов с определениями через наблюдаемые признаки и решениями по синонимам.</w:t>
+              <w:t>Взвешенная матрица с 4–6 критериями, расчётом итогов и карточка решения с контекстом, альтернативами, выбором и последствиями.</w:t>
             </w:r>
           </w:p>
         </w:tc>
@@ -4203,7 +4347,7 @@
                 <w:color w:val="000000"/>
                 <w:sz w:val="17"/>
               </w:rPr>
-              <w:t>2</w:t>
+              <w:t>1</w:t>
             </w:r>
           </w:p>
         </w:tc>
@@ -4286,7 +4430,7 @@
                 <w:color w:val="000000"/>
                 <w:sz w:val="17"/>
               </w:rPr>
-              <w:t>2</w:t>
+              <w:t>1</w:t>
             </w:r>
           </w:p>
         </w:tc>
@@ -4369,7 +4513,7 @@
                 <w:color w:val="000000"/>
                 <w:sz w:val="17"/>
               </w:rPr>
-              <w:t>1</w:t>
+              <w:t>0,5</w:t>
             </w:r>
           </w:p>
         </w:tc>
@@ -4423,7 +4567,7 @@
                 <w:color w:val="000000"/>
                 <w:sz w:val="17"/>
               </w:rPr>
-              <w:t>Определение позволяет отличить термин от соседнего без круговой ссылки.</w:t>
+              <w:t>Каждый критерий связан с требованием, оценки имеют доказательства, а запись объясняет выбор и причины отказа от альтернатив.</w:t>
             </w:r>
           </w:p>
         </w:tc>
@@ -4452,7 +4596,7 @@
                 <w:color w:val="000000"/>
                 <w:sz w:val="17"/>
               </w:rPr>
-              <w:t>1</w:t>
+              <w:t>0,5</w:t>
             </w:r>
           </w:p>
         </w:tc>
@@ -4903,7 +5047,7 @@
             <w:color w:val="4056B5"/>
             <w:u w:val="single"/>
           </w:rPr>
-          <w:t>Лекция: Глоссарий проекта</w:t>
+          <w:t>Лекция: Матрица решений</w:t>
         </w:r>
       </w:hyperlink>
     </w:p>
@@ -4915,12 +5059,36 @@
             <w:color w:val="4056B5"/>
             <w:u w:val="single"/>
           </w:rPr>
+          <w:t>Лекция: Architecture Decision Record</w:t>
+        </w:r>
+      </w:hyperlink>
+    </w:p>
+    <w:p>
+      <w:hyperlink r:id="rId13">
+        <w:r>
+          <w:rPr>
+            <w:rFonts w:ascii="Times New Roman" w:hAnsi="Times New Roman"/>
+            <w:color w:val="4056B5"/>
+            <w:u w:val="single"/>
+          </w:rPr>
+          <w:t>Лекция: Защита решения</w:t>
+        </w:r>
+      </w:hyperlink>
+    </w:p>
+    <w:p>
+      <w:hyperlink r:id="rId14">
+        <w:r>
+          <w:rPr>
+            <w:rFonts w:ascii="Times New Roman" w:hAnsi="Times New Roman"/>
+            <w:color w:val="4056B5"/>
+            <w:u w:val="single"/>
+          </w:rPr>
           <w:t>Материалы учебного кейса</w:t>
         </w:r>
       </w:hyperlink>
     </w:p>
     <w:p>
-      <w:hyperlink r:id="rId13">
+      <w:hyperlink r:id="rId15">
         <w:r>
           <w:rPr>
             <w:rFonts w:ascii="Times New Roman" w:hAnsi="Times New Roman"/>
